--- a/docassemble/cphrlt/data/templates/plan_summary.docx
+++ b/docassemble/cphrlt/data/templates/plan_summary.docx
@@ -14317,6 +14317,23 @@
       <w:sz w:val="2"/>
     </w:rPr>
   </w:style>
+  <w:style w:type="paragraph" w:customStyle="1" w:styleId="ContentsLine">
+    <w:name w:val="Contents Line"/>
+    <w:basedOn w:val="Normal"/>
+    <w:pPr>
+      <w:keepNext w:val="0"/>
+      <w:tabs>
+        <w:tab w:pos="3744" w:val="left"/>
+      </w:tabs>
+      <w:spacing w:after="60"/>
+      <w:ind w:left="1440"/>
+    </w:pPr>
+    <w:rPr>
+      <w:rFonts w:ascii="Times New Roman" w:hAnsi="Times New Roman" w:eastAsia="Times New Roman" w:cs="Times New Roman"/>
+      <w:color w:val="000000"/>
+      <w:sz w:val="24"/>
+    </w:rPr>
+  </w:style>
   <w:style w:type="paragraph" w:customStyle="1" w:styleId="TOC1">
     <w:name w:val="TOC 1"/>
     <w:basedOn w:val="Normal"/>
